--- a/threebody_pk_compartment/manuscript/cover_letter_mnras.docx
+++ b/threebody_pk_compartment/manuscript/cover_letter_mnras.docx
@@ -4,7 +4,7 @@
   <w:body>
     <w:p>
       <w:r>
-        <w:t>06 July 2026</w:t>
+        <w:t>07 July 2026</w:t>
       </w:r>
     </w:p>
     <w:p/>
